--- a/docs/requirements/VOSS_BRD_v1.3.docx
+++ b/docs/requirements/VOSS_BRD_v1.3.docx
@@ -24510,7 +24510,7 @@
         <w:sz w:val="15"/>
         <w:szCs w:val="15"/>
       </w:rPr>
-      <w:t xml:space="preserve">VOSS — 자연어 지시 기반 물류 분류 어시스턴트 BRD v1.2   |   </w:t>
+      <w:t xml:space="preserve">VOSS — 자연어 지시 기반 물류 분류 어시스턴트 BRD v1.3   |   </w:t>
     </w:r>
     <w:r>
       <w:rPr>
